--- a/sources/veille/2026-07-09_veille_rbpp_vie-quotidienne-enfants-3-11-ans-pe.docx
+++ b/sources/veille/2026-07-09_veille_rbpp_vie-quotidienne-enfants-3-11-ans-pe.docx
@@ -1166,7 +1166,7 @@
             <w:szCs w:val="22"/>
             <w:u w:val="single"/>
           </w:rPr>
-          <w:t xml:space="preserve">has-sante.fr/rbpp-sms</w:t>
+          <w:t xml:space="preserve">has-sante.fr/jcms/p_3229902/fr/recommandations-de-bonnes-pratiques…</w:t>
         </w:r>
       </w:hyperlink>
     </w:p>
@@ -1196,6 +1196,50 @@
           <w:szCs w:val="18"/>
         </w:rPr>
         <w:t xml:space="preserve">Note produite automatiquement par le pipeline rbpp — veille hebdomadaire | 2026-09-07</w:t>
+      </w:r>
+    </w:p>
+    <w:p>
+      <w:pPr>
+        <w:spacing w:after="120" w:before="320"/>
+      </w:pPr>
+      <w:r>
+        <w:rPr>
+          <w:rFonts w:ascii="Calibri" w:cs="Calibri" w:eastAsia="Calibri" w:hAnsi="Calibri"/>
+          <w:b/>
+          <w:bCs/>
+          <w:color w:val="1B3A6B"/>
+          <w:sz w:val="28"/>
+          <w:szCs w:val="28"/>
+        </w:rPr>
+        <w:t xml:space="preserve">📝 Journal des corrections — 12 septembre 2026</w:t>
+      </w:r>
+    </w:p>
+    <w:p>
+      <w:pPr>
+        <w:spacing w:after="80"/>
+      </w:pPr>
+      <w:r>
+        <w:rPr>
+          <w:rFonts w:ascii="Calibri" w:cs="Calibri" w:eastAsia="Calibri" w:hAnsi="Calibri"/>
+          <w:color w:val="1F2937"/>
+          <w:sz w:val="22"/>
+          <w:szCs w:val="22"/>
+        </w:rPr>
+        <w:t xml:space="preserve">Note produite le 09/07/2026, relue le 12/09/2026 au cours d'un contrôle d'attribution des 221 documents du dépôt (règle ⑭ : une page nommée comme source doit être liée). Contenu inchangé.</w:t>
+      </w:r>
+    </w:p>
+    <w:p>
+      <w:pPr>
+        <w:spacing w:after="80"/>
+      </w:pPr>
+      <w:r>
+        <w:rPr>
+          <w:rFonts w:ascii="Calibri" w:cs="Calibri" w:eastAsia="Calibri" w:hAnsi="Calibri"/>
+          <w:color w:val="1F2937"/>
+          <w:sz w:val="22"/>
+          <w:szCs w:val="22"/>
+        </w:rPr>
+        <w:t xml:space="preserve">« has-sante.fr/rbpp-sms » n'existait pas : le lien pointait bien vers le catalogue des RBPP du secteur social et médico-social (p_3229902), mais son texte visible était une adresse inventée. Le texte devient le début du vrai chemin ; le lien, déjà juste, est inchangé.</w:t>
       </w:r>
     </w:p>
     <w:sectPr>
